--- a/p3/p3/Practica3 - UO307004.docx
+++ b/p3/p3/Practica3 - UO307004.docx
@@ -5,9 +5,19 @@
     <w:p>
       <w:pPr>
         <w:pStyle w:val="Ttulo"/>
+        <w:rPr>
+          <w:rFonts w:ascii="Aptos" w:hAnsi="Aptos"/>
+          <w:sz w:val="48"/>
+          <w:szCs w:val="48"/>
+        </w:rPr>
       </w:pPr>
       <w:r>
-        <w:t>JUNTAR TODOS LOS DOCS EN UNO SOLO</w:t>
+        <w:rPr>
+          <w:rFonts w:ascii="Aptos" w:hAnsi="Aptos"/>
+          <w:sz w:val="48"/>
+          <w:szCs w:val="48"/>
+        </w:rPr>
+        <w:t>Práctica 3</w:t>
       </w:r>
     </w:p>
     <w:p/>
@@ -22,7 +32,15 @@
         <w:t>ustraccion</w:t>
       </w:r>
       <w:r>
-        <w:t>1 tiene complejidad O(1)</w:t>
+        <w:t xml:space="preserve">1 tiene complejidad </w:t>
+      </w:r>
+      <w:proofErr w:type="gramStart"/>
+      <w:r>
+        <w:t>O(</w:t>
+      </w:r>
+      <w:proofErr w:type="gramEnd"/>
+      <w:r>
+        <w:t>1)</w:t>
       </w:r>
       <w:r>
         <w:t>. Deja de dar valores para n&gt;8000</w:t>
@@ -319,9 +337,11 @@
             <w:tcW w:w="4247" w:type="dxa"/>
           </w:tcPr>
           <w:p>
+            <w:proofErr w:type="spellStart"/>
             <w:r>
               <w:t>Fdt</w:t>
             </w:r>
+            <w:proofErr w:type="spellEnd"/>
           </w:p>
         </w:tc>
       </w:tr>
@@ -374,7 +394,6 @@
     <w:p/>
     <w:p>
       <w:r>
-        <w:lastRenderedPageBreak/>
         <w:t>Tiempos de Sustraccion5</w:t>
       </w:r>
     </w:p>
@@ -395,6 +414,7 @@
           </w:tcPr>
           <w:p>
             <w:r>
+              <w:lastRenderedPageBreak/>
               <w:t>n</w:t>
             </w:r>
           </w:p>
@@ -558,9 +578,11 @@
             <w:tcW w:w="4247" w:type="dxa"/>
           </w:tcPr>
           <w:p>
+            <w:proofErr w:type="spellStart"/>
             <w:r>
               <w:t>Fdt</w:t>
             </w:r>
+            <w:proofErr w:type="spellEnd"/>
           </w:p>
         </w:tc>
       </w:tr>
@@ -639,7 +661,21 @@
         <w:rPr>
           <w:vertAlign w:val="superscript"/>
         </w:rPr>
-        <w:t>(80-30)/2</w:t>
+        <w:t>(80-</w:t>
+      </w:r>
+      <w:proofErr w:type="gramStart"/>
+      <w:r>
+        <w:rPr>
+          <w:vertAlign w:val="superscript"/>
+        </w:rPr>
+        <w:t>30)/</w:t>
+      </w:r>
+      <w:proofErr w:type="gramEnd"/>
+      <w:r>
+        <w:rPr>
+          <w:vertAlign w:val="superscript"/>
+        </w:rPr>
+        <w:t>2</w:t>
       </w:r>
       <w:r>
         <w:t xml:space="preserve"> * 397, ya que 397ms era el tiempo para n=30), que pasado a años serían 10654 años. </w:t>
@@ -652,7 +688,15 @@
     </w:p>
     <w:p>
       <w:r>
-        <w:t>Division2 tiene complejidad O(nlogn)</w:t>
+        <w:t>Division2 tiene complejidad O(</w:t>
+      </w:r>
+      <w:proofErr w:type="spellStart"/>
+      <w:r>
+        <w:t>nlogn</w:t>
+      </w:r>
+      <w:proofErr w:type="spellEnd"/>
+      <w:r>
+        <w:t>)</w:t>
       </w:r>
     </w:p>
     <w:p>
@@ -889,9 +933,11 @@
             <w:tcW w:w="4247" w:type="dxa"/>
           </w:tcPr>
           <w:p>
+            <w:proofErr w:type="spellStart"/>
             <w:r>
               <w:t>Fdt</w:t>
             </w:r>
+            <w:proofErr w:type="spellEnd"/>
           </w:p>
         </w:tc>
       </w:tr>
@@ -1148,9 +1194,11 @@
             <w:tcW w:w="4247" w:type="dxa"/>
           </w:tcPr>
           <w:p>
+            <w:proofErr w:type="spellStart"/>
             <w:r>
               <w:t>Fdt</w:t>
             </w:r>
+            <w:proofErr w:type="spellEnd"/>
           </w:p>
         </w:tc>
       </w:tr>
@@ -1419,8 +1467,13 @@
       </w:pPr>
       <w:r>
         <w:lastRenderedPageBreak/>
-        <w:t>Tiempos PuntosTrivial</w:t>
-      </w:r>
+        <w:t xml:space="preserve">Tiempos </w:t>
+      </w:r>
+      <w:proofErr w:type="spellStart"/>
+      <w:r>
+        <w:t>PuntosTrivial</w:t>
+      </w:r>
+      <w:proofErr w:type="spellEnd"/>
       <w:r>
         <w:t xml:space="preserve"> (optimizador activado)</w:t>
       </w:r>
@@ -1824,9 +1877,11 @@
             <w:pPr>
               <w:jc w:val="both"/>
             </w:pPr>
+            <w:proofErr w:type="spellStart"/>
             <w:r>
               <w:t>Fdt</w:t>
             </w:r>
+            <w:proofErr w:type="spellEnd"/>
           </w:p>
         </w:tc>
       </w:tr>
@@ -1858,8 +1913,13 @@
         <w:jc w:val="both"/>
       </w:pPr>
       <w:r>
-        <w:t>Tiempos PuntosDyV</w:t>
-      </w:r>
+        <w:t xml:space="preserve">Tiempos </w:t>
+      </w:r>
+      <w:proofErr w:type="spellStart"/>
+      <w:r>
+        <w:t>PuntosDyV</w:t>
+      </w:r>
+      <w:proofErr w:type="spellEnd"/>
       <w:r>
         <w:t xml:space="preserve"> (optimizador activado)</w:t>
       </w:r>
@@ -1915,174 +1975,6 @@
               <w:jc w:val="both"/>
             </w:pPr>
             <w:r>
-              <w:t>128</w:t>
-            </w:r>
-          </w:p>
-        </w:tc>
-        <w:tc>
-          <w:tcPr>
-            <w:tcW w:w="4247" w:type="dxa"/>
-          </w:tcPr>
-          <w:p>
-            <w:pPr>
-              <w:jc w:val="both"/>
-            </w:pPr>
-            <w:r>
-              <w:t>1</w:t>
-            </w:r>
-          </w:p>
-        </w:tc>
-      </w:tr>
-      <w:tr>
-        <w:tc>
-          <w:tcPr>
-            <w:tcW w:w="4247" w:type="dxa"/>
-          </w:tcPr>
-          <w:p>
-            <w:pPr>
-              <w:jc w:val="both"/>
-            </w:pPr>
-            <w:r>
-              <w:t>256</w:t>
-            </w:r>
-          </w:p>
-        </w:tc>
-        <w:tc>
-          <w:tcPr>
-            <w:tcW w:w="4247" w:type="dxa"/>
-          </w:tcPr>
-          <w:p>
-            <w:pPr>
-              <w:jc w:val="both"/>
-            </w:pPr>
-            <w:r>
-              <w:t>0</w:t>
-            </w:r>
-          </w:p>
-        </w:tc>
-      </w:tr>
-      <w:tr>
-        <w:tc>
-          <w:tcPr>
-            <w:tcW w:w="4247" w:type="dxa"/>
-          </w:tcPr>
-          <w:p>
-            <w:pPr>
-              <w:jc w:val="both"/>
-            </w:pPr>
-            <w:r>
-              <w:t>512</w:t>
-            </w:r>
-          </w:p>
-        </w:tc>
-        <w:tc>
-          <w:tcPr>
-            <w:tcW w:w="4247" w:type="dxa"/>
-          </w:tcPr>
-          <w:p>
-            <w:pPr>
-              <w:jc w:val="both"/>
-            </w:pPr>
-            <w:r>
-              <w:t>0</w:t>
-            </w:r>
-          </w:p>
-        </w:tc>
-      </w:tr>
-      <w:tr>
-        <w:tc>
-          <w:tcPr>
-            <w:tcW w:w="4247" w:type="dxa"/>
-          </w:tcPr>
-          <w:p>
-            <w:pPr>
-              <w:jc w:val="both"/>
-            </w:pPr>
-            <w:r>
-              <w:t>1024</w:t>
-            </w:r>
-          </w:p>
-        </w:tc>
-        <w:tc>
-          <w:tcPr>
-            <w:tcW w:w="4247" w:type="dxa"/>
-          </w:tcPr>
-          <w:p>
-            <w:pPr>
-              <w:jc w:val="both"/>
-            </w:pPr>
-            <w:r>
-              <w:t>3</w:t>
-            </w:r>
-          </w:p>
-        </w:tc>
-      </w:tr>
-      <w:tr>
-        <w:tc>
-          <w:tcPr>
-            <w:tcW w:w="4247" w:type="dxa"/>
-          </w:tcPr>
-          <w:p>
-            <w:pPr>
-              <w:jc w:val="both"/>
-            </w:pPr>
-            <w:r>
-              <w:t>2048</w:t>
-            </w:r>
-          </w:p>
-        </w:tc>
-        <w:tc>
-          <w:tcPr>
-            <w:tcW w:w="4247" w:type="dxa"/>
-          </w:tcPr>
-          <w:p>
-            <w:pPr>
-              <w:jc w:val="both"/>
-            </w:pPr>
-            <w:r>
-              <w:t>14</w:t>
-            </w:r>
-          </w:p>
-        </w:tc>
-      </w:tr>
-      <w:tr>
-        <w:tc>
-          <w:tcPr>
-            <w:tcW w:w="4247" w:type="dxa"/>
-          </w:tcPr>
-          <w:p>
-            <w:pPr>
-              <w:jc w:val="both"/>
-            </w:pPr>
-            <w:r>
-              <w:t>4096</w:t>
-            </w:r>
-          </w:p>
-        </w:tc>
-        <w:tc>
-          <w:tcPr>
-            <w:tcW w:w="4247" w:type="dxa"/>
-          </w:tcPr>
-          <w:p>
-            <w:pPr>
-              <w:jc w:val="both"/>
-            </w:pPr>
-            <w:r>
-              <w:t>20</w:t>
-            </w:r>
-          </w:p>
-        </w:tc>
-      </w:tr>
-      <w:tr>
-        <w:tc>
-          <w:tcPr>
-            <w:tcW w:w="4247" w:type="dxa"/>
-          </w:tcPr>
-          <w:p>
-            <w:pPr>
-              <w:jc w:val="both"/>
-            </w:pPr>
-            <w:r>
               <w:t>8192</w:t>
             </w:r>
           </w:p>
@@ -2096,7 +1988,7 @@
               <w:jc w:val="both"/>
             </w:pPr>
             <w:r>
-              <w:t>45</w:t>
+              <w:t>2</w:t>
             </w:r>
           </w:p>
         </w:tc>
@@ -2124,7 +2016,7 @@
               <w:jc w:val="both"/>
             </w:pPr>
             <w:r>
-              <w:t>183</w:t>
+              <w:t>4</w:t>
             </w:r>
           </w:p>
         </w:tc>
@@ -2152,7 +2044,7 @@
               <w:jc w:val="both"/>
             </w:pPr>
             <w:r>
-              <w:t>766</w:t>
+              <w:t>12</w:t>
             </w:r>
           </w:p>
         </w:tc>
@@ -2180,7 +2072,7 @@
               <w:jc w:val="both"/>
             </w:pPr>
             <w:r>
-              <w:t>3312</w:t>
+              <w:t>28</w:t>
             </w:r>
           </w:p>
         </w:tc>
@@ -2208,10 +2100,7 @@
               <w:jc w:val="both"/>
             </w:pPr>
             <w:r>
-              <w:t>1</w:t>
-            </w:r>
-            <w:r>
-              <w:t>3820</w:t>
+              <w:t>109</w:t>
             </w:r>
           </w:p>
         </w:tc>
@@ -2239,7 +2128,7 @@
               <w:jc w:val="both"/>
             </w:pPr>
             <w:r>
-              <w:t>56893</w:t>
+              <w:t>97</w:t>
             </w:r>
           </w:p>
         </w:tc>
@@ -2267,7 +2156,203 @@
               <w:jc w:val="both"/>
             </w:pPr>
             <w:r>
-              <w:t>Fdt</w:t>
+              <w:t>176</w:t>
+            </w:r>
+          </w:p>
+        </w:tc>
+      </w:tr>
+      <w:tr>
+        <w:tc>
+          <w:tcPr>
+            <w:tcW w:w="4247" w:type="dxa"/>
+          </w:tcPr>
+          <w:p>
+            <w:pPr>
+              <w:jc w:val="both"/>
+            </w:pPr>
+            <w:r>
+              <w:t>1048576</w:t>
+            </w:r>
+          </w:p>
+        </w:tc>
+        <w:tc>
+          <w:tcPr>
+            <w:tcW w:w="4247" w:type="dxa"/>
+          </w:tcPr>
+          <w:p>
+            <w:pPr>
+              <w:jc w:val="both"/>
+            </w:pPr>
+            <w:r>
+              <w:t>344</w:t>
+            </w:r>
+          </w:p>
+        </w:tc>
+      </w:tr>
+      <w:tr>
+        <w:tc>
+          <w:tcPr>
+            <w:tcW w:w="4247" w:type="dxa"/>
+          </w:tcPr>
+          <w:p>
+            <w:pPr>
+              <w:jc w:val="both"/>
+            </w:pPr>
+            <w:r>
+              <w:t>2097152</w:t>
+            </w:r>
+          </w:p>
+        </w:tc>
+        <w:tc>
+          <w:tcPr>
+            <w:tcW w:w="4247" w:type="dxa"/>
+          </w:tcPr>
+          <w:p>
+            <w:pPr>
+              <w:jc w:val="both"/>
+            </w:pPr>
+            <w:r>
+              <w:t>851</w:t>
+            </w:r>
+          </w:p>
+        </w:tc>
+      </w:tr>
+      <w:tr>
+        <w:tc>
+          <w:tcPr>
+            <w:tcW w:w="4247" w:type="dxa"/>
+          </w:tcPr>
+          <w:p>
+            <w:pPr>
+              <w:jc w:val="both"/>
+            </w:pPr>
+            <w:r>
+              <w:t>4194304</w:t>
+            </w:r>
+          </w:p>
+        </w:tc>
+        <w:tc>
+          <w:tcPr>
+            <w:tcW w:w="4247" w:type="dxa"/>
+          </w:tcPr>
+          <w:p>
+            <w:pPr>
+              <w:jc w:val="both"/>
+            </w:pPr>
+            <w:r>
+              <w:t>1910</w:t>
+            </w:r>
+          </w:p>
+        </w:tc>
+      </w:tr>
+      <w:tr>
+        <w:tc>
+          <w:tcPr>
+            <w:tcW w:w="4247" w:type="dxa"/>
+          </w:tcPr>
+          <w:p>
+            <w:pPr>
+              <w:jc w:val="both"/>
+            </w:pPr>
+            <w:r>
+              <w:t>8388608</w:t>
+            </w:r>
+          </w:p>
+        </w:tc>
+        <w:tc>
+          <w:tcPr>
+            <w:tcW w:w="4247" w:type="dxa"/>
+          </w:tcPr>
+          <w:p>
+            <w:pPr>
+              <w:jc w:val="both"/>
+            </w:pPr>
+            <w:r>
+              <w:t>5006</w:t>
+            </w:r>
+          </w:p>
+        </w:tc>
+      </w:tr>
+      <w:tr>
+        <w:tc>
+          <w:tcPr>
+            <w:tcW w:w="4247" w:type="dxa"/>
+          </w:tcPr>
+          <w:p>
+            <w:pPr>
+              <w:jc w:val="both"/>
+            </w:pPr>
+            <w:r>
+              <w:t>16777216</w:t>
+            </w:r>
+          </w:p>
+        </w:tc>
+        <w:tc>
+          <w:tcPr>
+            <w:tcW w:w="4247" w:type="dxa"/>
+          </w:tcPr>
+          <w:p>
+            <w:pPr>
+              <w:jc w:val="both"/>
+            </w:pPr>
+            <w:r>
+              <w:t>10932</w:t>
+            </w:r>
+          </w:p>
+        </w:tc>
+      </w:tr>
+      <w:tr>
+        <w:tc>
+          <w:tcPr>
+            <w:tcW w:w="4247" w:type="dxa"/>
+          </w:tcPr>
+          <w:p>
+            <w:pPr>
+              <w:jc w:val="both"/>
+            </w:pPr>
+            <w:r>
+              <w:t>33554432</w:t>
+            </w:r>
+          </w:p>
+        </w:tc>
+        <w:tc>
+          <w:tcPr>
+            <w:tcW w:w="4247" w:type="dxa"/>
+          </w:tcPr>
+          <w:p>
+            <w:pPr>
+              <w:jc w:val="both"/>
+            </w:pPr>
+            <w:r>
+              <w:t>26088</w:t>
+            </w:r>
+          </w:p>
+        </w:tc>
+      </w:tr>
+      <w:tr>
+        <w:tc>
+          <w:tcPr>
+            <w:tcW w:w="4247" w:type="dxa"/>
+          </w:tcPr>
+          <w:p>
+            <w:pPr>
+              <w:jc w:val="both"/>
+            </w:pPr>
+            <w:r>
+              <w:t>67108864</w:t>
+            </w:r>
+          </w:p>
+        </w:tc>
+        <w:tc>
+          <w:tcPr>
+            <w:tcW w:w="4247" w:type="dxa"/>
+          </w:tcPr>
+          <w:p>
+            <w:pPr>
+              <w:jc w:val="both"/>
+            </w:pPr>
+            <w:r>
+              <w:t>53940</w:t>
             </w:r>
           </w:p>
         </w:tc>
@@ -2283,32 +2368,21 @@
         <w:jc w:val="both"/>
       </w:pPr>
       <w:r>
-        <w:t>Este algoritmo está implementado según DyV con división. Los valores son a=2 b=2 y k=2, por lo que estamos en el caso a&lt;b</w:t>
-      </w:r>
-      <w:r>
-        <w:rPr>
-          <w:vertAlign w:val="superscript"/>
-        </w:rPr>
-        <w:t>k</w:t>
-      </w:r>
-      <w:r>
-        <w:rPr>
-          <w:vertAlign w:val="superscript"/>
-        </w:rPr>
-        <w:t>.</w:t>
-      </w:r>
-      <w:r>
-        <w:t xml:space="preserve"> .De este modo, la complejidad es O(n</w:t>
-      </w:r>
-      <w:r>
-        <w:rPr>
-          <w:vertAlign w:val="superscript"/>
-        </w:rPr>
-        <w:t>2</w:t>
-      </w:r>
-      <w:r>
-        <w:t>), que se aproxima al comportamiento de los tiempos obtenidos.</w:t>
-      </w:r>
+        <w:t>La complejidad es O(</w:t>
+      </w:r>
+      <w:proofErr w:type="spellStart"/>
+      <w:r>
+        <w:t>nlogn</w:t>
+      </w:r>
+      <w:proofErr w:type="spellEnd"/>
+      <w:r>
+        <w:t>), que se aproxima al comportamiento de los tiempos obtenidos, por lo que podemos ver un resultado coherente con el algoritmo implementado.</w:t>
+      </w:r>
+    </w:p>
+    <w:p>
+      <w:pPr>
+        <w:jc w:val="both"/>
+      </w:pPr>
     </w:p>
     <w:sectPr>
       <w:pgSz w:w="11906" w:h="16838"/>
